--- a/docs/editor-revision/Manuscript_Final_Editor_Revision_Red.docx
+++ b/docs/editor-revision/Manuscript_Final_Editor_Revision_Red.docx
@@ -5025,7 +5025,7 @@
         <w:rPr>
           <w:color w:val="FF0000"/>
         </w:rPr>
-        <w:t>Table 1 consolidates every parameter required to reproduce the experiments, distinguishing economic-PoW, fixed-power baseline, PoS, communication, and carbon parameters, and marking each as a deterministic input, a swept level, or a stochastic (seed-varying) quantity.</w:t>
+        <w:t>Table 1 consolidates every parameter required to reproduce the experiments; each value is traceable to the released code or CSV outputs and is marked as a deterministic input, a swept level, or a stochastic (seed-varying) quantity.</w:t>
       </w:r>
     </w:p>
     <w:tbl>
@@ -5259,7 +5259,7 @@
                 <w:color w:val="FF0000"/>
                 <w:sz w:val="16"/>
               </w:rPr>
-              <w:t>Post-2024-halving anchor (assumption)</w:t>
+              <w:t>scenarios.py POW_BITCOIN_BASE (post-2024-halving assumption)</w:t>
             </w:r>
           </w:p>
         </w:tc>
@@ -5306,7 +5306,7 @@
                 <w:color w:val="FF0000"/>
                 <w:sz w:val="16"/>
               </w:rPr>
-              <w:t>0.30 (±40% across seeds)</w:t>
+              <w:t>0.30 (Gaussian σ=40% per seed)</w:t>
             </w:r>
           </w:p>
         </w:tc>
@@ -5366,7 +5366,7 @@
                 <w:color w:val="FF0000"/>
                 <w:sz w:val="16"/>
               </w:rPr>
-              <w:t>Scenario assumption</w:t>
+              <w:t>scenarios.py fee_jitter=0.40 (assumption)</w:t>
             </w:r>
           </w:p>
         </w:tc>
@@ -5413,7 +5413,7 @@
                 <w:color w:val="FF0000"/>
                 <w:sz w:val="16"/>
               </w:rPr>
-              <w:t>60,000 (swept 20,000 / 60,000 / 100,000; ±5% across seeds)</w:t>
+              <w:t>60,000 (swept 20,000 / 60,000 / 100,000; Gaussian σ=5% per seed)</w:t>
             </w:r>
           </w:p>
         </w:tc>
@@ -5458,22 +5458,22 @@
                 <w:color w:val="FF0000"/>
                 <w:sz w:val="16"/>
               </w:rPr>
-              <w:t>Input (swept)/stochastic</w:t>
-            </w:r>
-          </w:p>
-        </w:tc>
-        <w:tc>
-          <w:tcPr>
-            <w:tcW w:type="dxa" w:w="1392"/>
-          </w:tcPr>
-          <w:p>
-            <w:r/>
-            <w:r>
-              <w:rPr>
-                <w:color w:val="FF0000"/>
-                <w:sz w:val="16"/>
-              </w:rPr>
-              <w:t>Scenario assumption</w:t>
+              <w:t>Swept + stochastic</w:t>
+            </w:r>
+          </w:p>
+        </w:tc>
+        <w:tc>
+          <w:tcPr>
+            <w:tcW w:type="dxa" w:w="1392"/>
+          </w:tcPr>
+          <w:p>
+            <w:r/>
+            <w:r>
+              <w:rPr>
+                <w:color w:val="FF0000"/>
+                <w:sz w:val="16"/>
+              </w:rPr>
+              <w:t>scenarios.py price_jitter=0.05 (assumption)</w:t>
             </w:r>
           </w:p>
         </w:tc>
@@ -5580,7 +5580,7 @@
                 <w:color w:val="FF0000"/>
                 <w:sz w:val="16"/>
               </w:rPr>
-              <w:t>Industrial-mining assumption</w:t>
+              <w:t>run_pow_price_sensitivity.py (industrial-mining assumption)</w:t>
             </w:r>
           </w:p>
         </w:tc>
@@ -5687,7 +5687,7 @@
                 <w:color w:val="FF0000"/>
                 <w:sz w:val="16"/>
               </w:rPr>
-              <w:t>Assumption, κ ∈ [0,1]</w:t>
+              <w:t>scenarios.py (assumption, κ ∈ [0,1])</w:t>
             </w:r>
           </w:p>
         </w:tc>
@@ -5794,7 +5794,7 @@
                 <w:color w:val="FF0000"/>
                 <w:sz w:val="16"/>
               </w:rPr>
-              <w:t>ASIC-class anchor (assumption)</w:t>
+              <w:t>scenarios.py (ASIC-class anchor, assumption)</w:t>
             </w:r>
           </w:p>
         </w:tc>
@@ -5901,7 +5901,7 @@
                 <w:color w:val="FF0000"/>
                 <w:sz w:val="16"/>
               </w:rPr>
-              <w:t>~10-min target (assumption)</w:t>
+              <w:t>scenarios.py (~10-min target, assumption)</w:t>
             </w:r>
           </w:p>
         </w:tc>
@@ -6008,7 +6008,7 @@
                 <w:color w:val="FF0000"/>
                 <w:sz w:val="16"/>
               </w:rPr>
-              <w:t>Small-to-moderate networks [6]</w:t>
+              <w:t>run_pow_miner_scaling.py; small-to-moderate networks [6]</w:t>
             </w:r>
           </w:p>
         </w:tc>
@@ -6025,97 +6025,97 @@
                 <w:color w:val="FF0000"/>
                 <w:sz w:val="16"/>
               </w:rPr>
-              <w:t>Per-miner power (fixed-power contrast baseline)</w:t>
-            </w:r>
-          </w:p>
-        </w:tc>
-        <w:tc>
-          <w:tcPr>
-            <w:tcW w:type="dxa" w:w="1392"/>
-          </w:tcPr>
-          <w:p>
-            <w:r/>
-            <w:r>
-              <w:rPr>
-                <w:color w:val="FF0000"/>
-                <w:sz w:val="16"/>
-              </w:rPr>
-              <w:t>P_miner</w:t>
-            </w:r>
-          </w:p>
-        </w:tc>
-        <w:tc>
-          <w:tcPr>
-            <w:tcW w:type="dxa" w:w="1392"/>
-          </w:tcPr>
-          <w:p>
-            <w:r/>
-            <w:r>
-              <w:rPr>
-                <w:color w:val="FF0000"/>
-                <w:sz w:val="16"/>
-              </w:rPr>
-              <w:t>2500 (illustrative)</w:t>
-            </w:r>
-          </w:p>
-        </w:tc>
-        <w:tc>
-          <w:tcPr>
-            <w:tcW w:type="dxa" w:w="1392"/>
-          </w:tcPr>
-          <w:p>
-            <w:r/>
-            <w:r>
-              <w:rPr>
-                <w:color w:val="FF0000"/>
-                <w:sz w:val="16"/>
-              </w:rPr>
-              <w:t>W</w:t>
-            </w:r>
-          </w:p>
-        </w:tc>
-        <w:tc>
-          <w:tcPr>
-            <w:tcW w:type="dxa" w:w="1392"/>
-          </w:tcPr>
-          <w:p>
-            <w:r/>
-            <w:r>
-              <w:rPr>
-                <w:color w:val="FF0000"/>
-                <w:sz w:val="16"/>
-              </w:rPr>
-              <w:t>Naïve fixed-power baseline</w:t>
-            </w:r>
-          </w:p>
-        </w:tc>
-        <w:tc>
-          <w:tcPr>
-            <w:tcW w:type="dxa" w:w="1392"/>
-          </w:tcPr>
-          <w:p>
-            <w:r/>
-            <w:r>
-              <w:rPr>
-                <w:color w:val="FF0000"/>
-                <w:sz w:val="16"/>
-              </w:rPr>
-              <w:t>Deterministic input</w:t>
-            </w:r>
-          </w:p>
-        </w:tc>
-        <w:tc>
-          <w:tcPr>
-            <w:tcW w:type="dxa" w:w="1392"/>
-          </w:tcPr>
-          <w:p>
-            <w:r/>
-            <w:r>
-              <w:rPr>
-                <w:color w:val="FF0000"/>
-                <w:sz w:val="16"/>
-              </w:rPr>
-              <w:t>Contrast only; not used for network-level estimates</w:t>
+              <w:t>Blocks in horizon</w:t>
+            </w:r>
+          </w:p>
+        </w:tc>
+        <w:tc>
+          <w:tcPr>
+            <w:tcW w:type="dxa" w:w="1392"/>
+          </w:tcPr>
+          <w:p>
+            <w:r/>
+            <w:r>
+              <w:rPr>
+                <w:color w:val="FF0000"/>
+                <w:sz w:val="16"/>
+              </w:rPr>
+              <w:t>-</w:t>
+            </w:r>
+          </w:p>
+        </w:tc>
+        <w:tc>
+          <w:tcPr>
+            <w:tcW w:type="dxa" w:w="1392"/>
+          </w:tcPr>
+          <w:p>
+            <w:r/>
+            <w:r>
+              <w:rPr>
+                <w:color w:val="FF0000"/>
+                <w:sz w:val="16"/>
+              </w:rPr>
+              <w:t>Poisson(T / block interval)</w:t>
+            </w:r>
+          </w:p>
+        </w:tc>
+        <w:tc>
+          <w:tcPr>
+            <w:tcW w:type="dxa" w:w="1392"/>
+          </w:tcPr>
+          <w:p>
+            <w:r/>
+            <w:r>
+              <w:rPr>
+                <w:color w:val="FF0000"/>
+                <w:sz w:val="16"/>
+              </w:rPr>
+              <w:t>blocks</w:t>
+            </w:r>
+          </w:p>
+        </w:tc>
+        <w:tc>
+          <w:tcPr>
+            <w:tcW w:type="dxa" w:w="1392"/>
+          </w:tcPr>
+          <w:p>
+            <w:r/>
+            <w:r>
+              <w:rPr>
+                <w:color w:val="FF0000"/>
+                <w:sz w:val="16"/>
+              </w:rPr>
+              <w:t>PoW economic</w:t>
+            </w:r>
+          </w:p>
+        </w:tc>
+        <w:tc>
+          <w:tcPr>
+            <w:tcW w:type="dxa" w:w="1392"/>
+          </w:tcPr>
+          <w:p>
+            <w:r/>
+            <w:r>
+              <w:rPr>
+                <w:color w:val="FF0000"/>
+                <w:sz w:val="16"/>
+              </w:rPr>
+              <w:t>Stochastic</w:t>
+            </w:r>
+          </w:p>
+        </w:tc>
+        <w:tc>
+          <w:tcPr>
+            <w:tcW w:type="dxa" w:w="1392"/>
+          </w:tcPr>
+          <w:p>
+            <w:r/>
+            <w:r>
+              <w:rPr>
+                <w:color w:val="FF0000"/>
+                <w:sz w:val="16"/>
+              </w:rPr>
+              <w:t>scenarios.py _poisson</w:t>
             </w:r>
           </w:p>
         </w:tc>
@@ -6132,97 +6132,97 @@
                 <w:color w:val="FF0000"/>
                 <w:sz w:val="16"/>
               </w:rPr>
-              <w:t>Validator power</w:t>
-            </w:r>
-          </w:p>
-        </w:tc>
-        <w:tc>
-          <w:tcPr>
-            <w:tcW w:type="dxa" w:w="1392"/>
-          </w:tcPr>
-          <w:p>
-            <w:r/>
-            <w:r>
-              <w:rPr>
-                <w:color w:val="FF0000"/>
-                <w:sz w:val="16"/>
-              </w:rPr>
-              <w:t>P_v</w:t>
-            </w:r>
-          </w:p>
-        </w:tc>
-        <w:tc>
-          <w:tcPr>
-            <w:tcW w:type="dxa" w:w="1392"/>
-          </w:tcPr>
-          <w:p>
-            <w:r/>
-            <w:r>
-              <w:rPr>
-                <w:color w:val="FF0000"/>
-                <w:sz w:val="16"/>
-              </w:rPr>
-              <w:t>10 / 100 / 500 (low / standard / high; ±10% across seeds)</w:t>
-            </w:r>
-          </w:p>
-        </w:tc>
-        <w:tc>
-          <w:tcPr>
-            <w:tcW w:type="dxa" w:w="1392"/>
-          </w:tcPr>
-          <w:p>
-            <w:r/>
-            <w:r>
-              <w:rPr>
-                <w:color w:val="FF0000"/>
-                <w:sz w:val="16"/>
-              </w:rPr>
-              <w:t>W</w:t>
-            </w:r>
-          </w:p>
-        </w:tc>
-        <w:tc>
-          <w:tcPr>
-            <w:tcW w:type="dxa" w:w="1392"/>
-          </w:tcPr>
-          <w:p>
-            <w:r/>
-            <w:r>
-              <w:rPr>
-                <w:color w:val="FF0000"/>
-                <w:sz w:val="16"/>
-              </w:rPr>
-              <w:t>PoS validator</w:t>
-            </w:r>
-          </w:p>
-        </w:tc>
-        <w:tc>
-          <w:tcPr>
-            <w:tcW w:type="dxa" w:w="1392"/>
-          </w:tcPr>
-          <w:p>
-            <w:r/>
-            <w:r>
-              <w:rPr>
-                <w:color w:val="FF0000"/>
-                <w:sz w:val="16"/>
-              </w:rPr>
-              <w:t>Input (swept)/stochastic</w:t>
-            </w:r>
-          </w:p>
-        </w:tc>
-        <w:tc>
-          <w:tcPr>
-            <w:tcW w:type="dxa" w:w="1392"/>
-          </w:tcPr>
-          <w:p>
-            <w:r/>
-            <w:r>
-              <w:rPr>
-                <w:color w:val="FF0000"/>
-                <w:sz w:val="16"/>
-              </w:rPr>
-              <w:t>Hardware-class assumptions</w:t>
+              <w:t>Hashpower shares</w:t>
+            </w:r>
+          </w:p>
+        </w:tc>
+        <w:tc>
+          <w:tcPr>
+            <w:tcW w:type="dxa" w:w="1392"/>
+          </w:tcPr>
+          <w:p>
+            <w:r/>
+            <w:r>
+              <w:rPr>
+                <w:color w:val="FF0000"/>
+                <w:sz w:val="16"/>
+              </w:rPr>
+              <w:t>s_i</w:t>
+            </w:r>
+          </w:p>
+        </w:tc>
+        <w:tc>
+          <w:tcPr>
+            <w:tcW w:type="dxa" w:w="1392"/>
+          </w:tcPr>
+          <w:p>
+            <w:r/>
+            <w:r>
+              <w:rPr>
+                <w:color w:val="FF0000"/>
+                <w:sz w:val="16"/>
+              </w:rPr>
+              <w:t>Dirichlet(1,…,1)</w:t>
+            </w:r>
+          </w:p>
+        </w:tc>
+        <w:tc>
+          <w:tcPr>
+            <w:tcW w:type="dxa" w:w="1392"/>
+          </w:tcPr>
+          <w:p>
+            <w:r/>
+            <w:r>
+              <w:rPr>
+                <w:color w:val="FF0000"/>
+                <w:sz w:val="16"/>
+              </w:rPr>
+              <w:t>-</w:t>
+            </w:r>
+          </w:p>
+        </w:tc>
+        <w:tc>
+          <w:tcPr>
+            <w:tcW w:type="dxa" w:w="1392"/>
+          </w:tcPr>
+          <w:p>
+            <w:r/>
+            <w:r>
+              <w:rPr>
+                <w:color w:val="FF0000"/>
+                <w:sz w:val="16"/>
+              </w:rPr>
+              <w:t>PoW economic</w:t>
+            </w:r>
+          </w:p>
+        </w:tc>
+        <w:tc>
+          <w:tcPr>
+            <w:tcW w:type="dxa" w:w="1392"/>
+          </w:tcPr>
+          <w:p>
+            <w:r/>
+            <w:r>
+              <w:rPr>
+                <w:color w:val="FF0000"/>
+                <w:sz w:val="16"/>
+              </w:rPr>
+              <w:t>Stochastic</w:t>
+            </w:r>
+          </w:p>
+        </w:tc>
+        <w:tc>
+          <w:tcPr>
+            <w:tcW w:type="dxa" w:w="1392"/>
+          </w:tcPr>
+          <w:p>
+            <w:r/>
+            <w:r>
+              <w:rPr>
+                <w:color w:val="FF0000"/>
+                <w:sz w:val="16"/>
+              </w:rPr>
+              <w:t>scenarios.py _dirichlet_ones</w:t>
             </w:r>
           </w:p>
         </w:tc>
@@ -6239,97 +6239,97 @@
                 <w:color w:val="FF0000"/>
                 <w:sz w:val="16"/>
               </w:rPr>
-              <w:t>Validator uptime</w:t>
-            </w:r>
-          </w:p>
-        </w:tc>
-        <w:tc>
-          <w:tcPr>
-            <w:tcW w:type="dxa" w:w="1392"/>
-          </w:tcPr>
-          <w:p>
-            <w:r/>
-            <w:r>
-              <w:rPr>
-                <w:color w:val="FF0000"/>
-                <w:sz w:val="16"/>
-              </w:rPr>
-              <w:t>u_v</w:t>
-            </w:r>
-          </w:p>
-        </w:tc>
-        <w:tc>
-          <w:tcPr>
-            <w:tcW w:type="dxa" w:w="1392"/>
-          </w:tcPr>
-          <w:p>
-            <w:r/>
-            <w:r>
-              <w:rPr>
-                <w:color w:val="FF0000"/>
-                <w:sz w:val="16"/>
-              </w:rPr>
-              <w:t>0.99 (swept 0.90 / 0.99 / 1.00; ±1% across seeds)</w:t>
-            </w:r>
-          </w:p>
-        </w:tc>
-        <w:tc>
-          <w:tcPr>
-            <w:tcW w:type="dxa" w:w="1392"/>
-          </w:tcPr>
-          <w:p>
-            <w:r/>
-            <w:r>
-              <w:rPr>
-                <w:color w:val="FF0000"/>
-                <w:sz w:val="16"/>
-              </w:rPr>
-              <w:t>-</w:t>
-            </w:r>
-          </w:p>
-        </w:tc>
-        <w:tc>
-          <w:tcPr>
-            <w:tcW w:type="dxa" w:w="1392"/>
-          </w:tcPr>
-          <w:p>
-            <w:r/>
-            <w:r>
-              <w:rPr>
-                <w:color w:val="FF0000"/>
-                <w:sz w:val="16"/>
-              </w:rPr>
-              <w:t>PoS validator</w:t>
-            </w:r>
-          </w:p>
-        </w:tc>
-        <w:tc>
-          <w:tcPr>
-            <w:tcW w:type="dxa" w:w="1392"/>
-          </w:tcPr>
-          <w:p>
-            <w:r/>
-            <w:r>
-              <w:rPr>
-                <w:color w:val="FF0000"/>
-                <w:sz w:val="16"/>
-              </w:rPr>
-              <w:t>Input/stochastic</w:t>
-            </w:r>
-          </w:p>
-        </w:tc>
-        <w:tc>
-          <w:tcPr>
-            <w:tcW w:type="dxa" w:w="1392"/>
-          </w:tcPr>
-          <w:p>
-            <w:r/>
-            <w:r>
-              <w:rPr>
-                <w:color w:val="FF0000"/>
-                <w:sz w:val="16"/>
-              </w:rPr>
-              <w:t>Assumption</w:t>
+              <w:t>Per-miner power (fixed-power contrast baseline)</w:t>
+            </w:r>
+          </w:p>
+        </w:tc>
+        <w:tc>
+          <w:tcPr>
+            <w:tcW w:type="dxa" w:w="1392"/>
+          </w:tcPr>
+          <w:p>
+            <w:r/>
+            <w:r>
+              <w:rPr>
+                <w:color w:val="FF0000"/>
+                <w:sz w:val="16"/>
+              </w:rPr>
+              <w:t>P_miner</w:t>
+            </w:r>
+          </w:p>
+        </w:tc>
+        <w:tc>
+          <w:tcPr>
+            <w:tcW w:type="dxa" w:w="1392"/>
+          </w:tcPr>
+          <w:p>
+            <w:r/>
+            <w:r>
+              <w:rPr>
+                <w:color w:val="FF0000"/>
+                <w:sz w:val="16"/>
+              </w:rPr>
+              <w:t>2500 (illustrative)</w:t>
+            </w:r>
+          </w:p>
+        </w:tc>
+        <w:tc>
+          <w:tcPr>
+            <w:tcW w:type="dxa" w:w="1392"/>
+          </w:tcPr>
+          <w:p>
+            <w:r/>
+            <w:r>
+              <w:rPr>
+                <w:color w:val="FF0000"/>
+                <w:sz w:val="16"/>
+              </w:rPr>
+              <w:t>W</w:t>
+            </w:r>
+          </w:p>
+        </w:tc>
+        <w:tc>
+          <w:tcPr>
+            <w:tcW w:type="dxa" w:w="1392"/>
+          </w:tcPr>
+          <w:p>
+            <w:r/>
+            <w:r>
+              <w:rPr>
+                <w:color w:val="FF0000"/>
+                <w:sz w:val="16"/>
+              </w:rPr>
+              <w:t>Naïve fixed-power baseline</w:t>
+            </w:r>
+          </w:p>
+        </w:tc>
+        <w:tc>
+          <w:tcPr>
+            <w:tcW w:type="dxa" w:w="1392"/>
+          </w:tcPr>
+          <w:p>
+            <w:r/>
+            <w:r>
+              <w:rPr>
+                <w:color w:val="FF0000"/>
+                <w:sz w:val="16"/>
+              </w:rPr>
+              <w:t>Illustrative assumption</w:t>
+            </w:r>
+          </w:p>
+        </w:tc>
+        <w:tc>
+          <w:tcPr>
+            <w:tcW w:type="dxa" w:w="1392"/>
+          </w:tcPr>
+          <w:p>
+            <w:r/>
+            <w:r>
+              <w:rPr>
+                <w:color w:val="FF0000"/>
+                <w:sz w:val="16"/>
+              </w:rPr>
+              <w:t>Prior §C text; contrast only, not used for network-level estimates</w:t>
             </w:r>
           </w:p>
         </w:tc>
@@ -6346,52 +6346,52 @@
                 <w:color w:val="FF0000"/>
                 <w:sz w:val="16"/>
               </w:rPr>
-              <w:t>Validator count</w:t>
-            </w:r>
-          </w:p>
-        </w:tc>
-        <w:tc>
-          <w:tcPr>
-            <w:tcW w:type="dxa" w:w="1392"/>
-          </w:tcPr>
-          <w:p>
-            <w:r/>
-            <w:r>
-              <w:rPr>
-                <w:color w:val="FF0000"/>
-                <w:sz w:val="16"/>
-              </w:rPr>
-              <w:t>V</w:t>
-            </w:r>
-          </w:p>
-        </w:tc>
-        <w:tc>
-          <w:tcPr>
-            <w:tcW w:type="dxa" w:w="1392"/>
-          </w:tcPr>
-          <w:p>
-            <w:r/>
-            <w:r>
-              <w:rPr>
-                <w:color w:val="FF0000"/>
-                <w:sz w:val="16"/>
-              </w:rPr>
-              <w:t>100; 500; 1000; 5000</w:t>
-            </w:r>
-          </w:p>
-        </w:tc>
-        <w:tc>
-          <w:tcPr>
-            <w:tcW w:type="dxa" w:w="1392"/>
-          </w:tcPr>
-          <w:p>
-            <w:r/>
-            <w:r>
-              <w:rPr>
-                <w:color w:val="FF0000"/>
-                <w:sz w:val="16"/>
-              </w:rPr>
-              <w:t>validators</w:t>
+              <w:t>Validator power</w:t>
+            </w:r>
+          </w:p>
+        </w:tc>
+        <w:tc>
+          <w:tcPr>
+            <w:tcW w:type="dxa" w:w="1392"/>
+          </w:tcPr>
+          <w:p>
+            <w:r/>
+            <w:r>
+              <w:rPr>
+                <w:color w:val="FF0000"/>
+                <w:sz w:val="16"/>
+              </w:rPr>
+              <w:t>P_v</w:t>
+            </w:r>
+          </w:p>
+        </w:tc>
+        <w:tc>
+          <w:tcPr>
+            <w:tcW w:type="dxa" w:w="1392"/>
+          </w:tcPr>
+          <w:p>
+            <w:r/>
+            <w:r>
+              <w:rPr>
+                <w:color w:val="FF0000"/>
+                <w:sz w:val="16"/>
+              </w:rPr>
+              <w:t>10 / 100 / 500 (low / standard / high; Gaussian σ=10% per seed)</w:t>
+            </w:r>
+          </w:p>
+        </w:tc>
+        <w:tc>
+          <w:tcPr>
+            <w:tcW w:type="dxa" w:w="1392"/>
+          </w:tcPr>
+          <w:p>
+            <w:r/>
+            <w:r>
+              <w:rPr>
+                <w:color w:val="FF0000"/>
+                <w:sz w:val="16"/>
+              </w:rPr>
+              <w:t>W</w:t>
             </w:r>
           </w:p>
         </w:tc>
@@ -6421,22 +6421,22 @@
                 <w:color w:val="FF0000"/>
                 <w:sz w:val="16"/>
               </w:rPr>
-              <w:t>Swept</w:t>
-            </w:r>
-          </w:p>
-        </w:tc>
-        <w:tc>
-          <w:tcPr>
-            <w:tcW w:type="dxa" w:w="1392"/>
-          </w:tcPr>
-          <w:p>
-            <w:r/>
-            <w:r>
-              <w:rPr>
-                <w:color w:val="FF0000"/>
-                <w:sz w:val="16"/>
-              </w:rPr>
-              <w:t>-</w:t>
+              <w:t>Swept + stochastic</w:t>
+            </w:r>
+          </w:p>
+        </w:tc>
+        <w:tc>
+          <w:tcPr>
+            <w:tcW w:type="dxa" w:w="1392"/>
+          </w:tcPr>
+          <w:p>
+            <w:r/>
+            <w:r>
+              <w:rPr>
+                <w:color w:val="FF0000"/>
+                <w:sz w:val="16"/>
+              </w:rPr>
+              <w:t>scenarios.py POS_VALIDATOR_POWER; power_jitter=0.10</w:t>
             </w:r>
           </w:p>
         </w:tc>
@@ -6453,7 +6453,37 @@
                 <w:color w:val="FF0000"/>
                 <w:sz w:val="16"/>
               </w:rPr>
-              <w:t>Validator gossip message rate</w:t>
+              <w:t>Validator uptime</w:t>
+            </w:r>
+          </w:p>
+        </w:tc>
+        <w:tc>
+          <w:tcPr>
+            <w:tcW w:type="dxa" w:w="1392"/>
+          </w:tcPr>
+          <w:p>
+            <w:r/>
+            <w:r>
+              <w:rPr>
+                <w:color w:val="FF0000"/>
+                <w:sz w:val="16"/>
+              </w:rPr>
+              <w:t>u_v</w:t>
+            </w:r>
+          </w:p>
+        </w:tc>
+        <w:tc>
+          <w:tcPr>
+            <w:tcW w:type="dxa" w:w="1392"/>
+          </w:tcPr>
+          <w:p>
+            <w:r/>
+            <w:r>
+              <w:rPr>
+                <w:color w:val="FF0000"/>
+                <w:sz w:val="16"/>
+              </w:rPr>
+              <w:t>0.99 (swept 0.90 / 0.99 / 1.00; Gaussian σ=1% per seed)</w:t>
             </w:r>
           </w:p>
         </w:tc>
@@ -6483,36 +6513,6 @@
                 <w:color w:val="FF0000"/>
                 <w:sz w:val="16"/>
               </w:rPr>
-              <w:t>5</w:t>
-            </w:r>
-          </w:p>
-        </w:tc>
-        <w:tc>
-          <w:tcPr>
-            <w:tcW w:type="dxa" w:w="1392"/>
-          </w:tcPr>
-          <w:p>
-            <w:r/>
-            <w:r>
-              <w:rPr>
-                <w:color w:val="FF0000"/>
-                <w:sz w:val="16"/>
-              </w:rPr>
-              <w:t>msg/validator/s</w:t>
-            </w:r>
-          </w:p>
-        </w:tc>
-        <w:tc>
-          <w:tcPr>
-            <w:tcW w:type="dxa" w:w="1392"/>
-          </w:tcPr>
-          <w:p>
-            <w:r/>
-            <w:r>
-              <w:rPr>
-                <w:color w:val="FF0000"/>
-                <w:sz w:val="16"/>
-              </w:rPr>
               <w:t>PoS validator</w:t>
             </w:r>
           </w:p>
@@ -6528,22 +6528,22 @@
                 <w:color w:val="FF0000"/>
                 <w:sz w:val="16"/>
               </w:rPr>
-              <w:t>Deterministic input</w:t>
-            </w:r>
-          </w:p>
-        </w:tc>
-        <w:tc>
-          <w:tcPr>
-            <w:tcW w:type="dxa" w:w="1392"/>
-          </w:tcPr>
-          <w:p>
-            <w:r/>
-            <w:r>
-              <w:rPr>
-                <w:color w:val="FF0000"/>
-                <w:sz w:val="16"/>
-              </w:rPr>
-              <w:t>Attestation/gossip assumption</w:t>
+              <w:t>Swept + stochastic</w:t>
+            </w:r>
+          </w:p>
+        </w:tc>
+        <w:tc>
+          <w:tcPr>
+            <w:tcW w:type="dxa" w:w="1392"/>
+          </w:tcPr>
+          <w:p>
+            <w:r/>
+            <w:r>
+              <w:rPr>
+                <w:color w:val="FF0000"/>
+                <w:sz w:val="16"/>
+              </w:rPr>
+              <w:t>scenarios.py uptime_jitter=0.01 (assumption)</w:t>
             </w:r>
           </w:p>
         </w:tc>
@@ -6560,67 +6560,67 @@
                 <w:color w:val="FF0000"/>
                 <w:sz w:val="16"/>
               </w:rPr>
-              <w:t>Peer degree</w:t>
-            </w:r>
-          </w:p>
-        </w:tc>
-        <w:tc>
-          <w:tcPr>
-            <w:tcW w:type="dxa" w:w="1392"/>
-          </w:tcPr>
-          <w:p>
-            <w:r/>
-            <w:r>
-              <w:rPr>
-                <w:color w:val="FF0000"/>
-                <w:sz w:val="16"/>
-              </w:rPr>
-              <w:t>-</w:t>
-            </w:r>
-          </w:p>
-        </w:tc>
-        <w:tc>
-          <w:tcPr>
-            <w:tcW w:type="dxa" w:w="1392"/>
-          </w:tcPr>
-          <w:p>
-            <w:r/>
-            <w:r>
-              <w:rPr>
-                <w:color w:val="FF0000"/>
-                <w:sz w:val="16"/>
-              </w:rPr>
-              <w:t>4; 8; 16</w:t>
-            </w:r>
-          </w:p>
-        </w:tc>
-        <w:tc>
-          <w:tcPr>
-            <w:tcW w:type="dxa" w:w="1392"/>
-          </w:tcPr>
-          <w:p>
-            <w:r/>
-            <w:r>
-              <w:rPr>
-                <w:color w:val="FF0000"/>
-                <w:sz w:val="16"/>
-              </w:rPr>
-              <w:t>peers</w:t>
-            </w:r>
-          </w:p>
-        </w:tc>
-        <w:tc>
-          <w:tcPr>
-            <w:tcW w:type="dxa" w:w="1392"/>
-          </w:tcPr>
-          <w:p>
-            <w:r/>
-            <w:r>
-              <w:rPr>
-                <w:color w:val="FF0000"/>
-                <w:sz w:val="16"/>
-              </w:rPr>
-              <w:t>Communication</w:t>
+              <w:t>Validator count</w:t>
+            </w:r>
+          </w:p>
+        </w:tc>
+        <w:tc>
+          <w:tcPr>
+            <w:tcW w:type="dxa" w:w="1392"/>
+          </w:tcPr>
+          <w:p>
+            <w:r/>
+            <w:r>
+              <w:rPr>
+                <w:color w:val="FF0000"/>
+                <w:sz w:val="16"/>
+              </w:rPr>
+              <w:t>V</w:t>
+            </w:r>
+          </w:p>
+        </w:tc>
+        <w:tc>
+          <w:tcPr>
+            <w:tcW w:type="dxa" w:w="1392"/>
+          </w:tcPr>
+          <w:p>
+            <w:r/>
+            <w:r>
+              <w:rPr>
+                <w:color w:val="FF0000"/>
+                <w:sz w:val="16"/>
+              </w:rPr>
+              <w:t>100; 500; 1000; 5000</w:t>
+            </w:r>
+          </w:p>
+        </w:tc>
+        <w:tc>
+          <w:tcPr>
+            <w:tcW w:type="dxa" w:w="1392"/>
+          </w:tcPr>
+          <w:p>
+            <w:r/>
+            <w:r>
+              <w:rPr>
+                <w:color w:val="FF0000"/>
+                <w:sz w:val="16"/>
+              </w:rPr>
+              <w:t>validators</w:t>
+            </w:r>
+          </w:p>
+        </w:tc>
+        <w:tc>
+          <w:tcPr>
+            <w:tcW w:type="dxa" w:w="1392"/>
+          </w:tcPr>
+          <w:p>
+            <w:r/>
+            <w:r>
+              <w:rPr>
+                <w:color w:val="FF0000"/>
+                <w:sz w:val="16"/>
+              </w:rPr>
+              <w:t>PoS validator</w:t>
             </w:r>
           </w:p>
         </w:tc>
@@ -6650,7 +6650,7 @@
                 <w:color w:val="FF0000"/>
                 <w:sz w:val="16"/>
               </w:rPr>
-              <w:t>Connectivity assumption</w:t>
+              <w:t>run_pos_validator_scaling.py</w:t>
             </w:r>
           </w:p>
         </w:tc>
@@ -6667,7 +6667,7 @@
                 <w:color w:val="FF0000"/>
                 <w:sz w:val="16"/>
               </w:rPr>
-              <w:t>Block size</w:t>
+              <w:t>Validator gossip message rate</w:t>
             </w:r>
           </w:p>
         </w:tc>
@@ -6697,67 +6697,67 @@
                 <w:color w:val="FF0000"/>
                 <w:sz w:val="16"/>
               </w:rPr>
-              <w:t>0.5; 1; 2</w:t>
-            </w:r>
-          </w:p>
-        </w:tc>
-        <w:tc>
-          <w:tcPr>
-            <w:tcW w:type="dxa" w:w="1392"/>
-          </w:tcPr>
-          <w:p>
-            <w:r/>
-            <w:r>
-              <w:rPr>
-                <w:color w:val="FF0000"/>
-                <w:sz w:val="16"/>
-              </w:rPr>
-              <w:t>MB</w:t>
-            </w:r>
-          </w:p>
-        </w:tc>
-        <w:tc>
-          <w:tcPr>
-            <w:tcW w:type="dxa" w:w="1392"/>
-          </w:tcPr>
-          <w:p>
-            <w:r/>
-            <w:r>
-              <w:rPr>
-                <w:color w:val="FF0000"/>
-                <w:sz w:val="16"/>
-              </w:rPr>
-              <w:t>Communication</w:t>
-            </w:r>
-          </w:p>
-        </w:tc>
-        <w:tc>
-          <w:tcPr>
-            <w:tcW w:type="dxa" w:w="1392"/>
-          </w:tcPr>
-          <w:p>
-            <w:r/>
-            <w:r>
-              <w:rPr>
-                <w:color w:val="FF0000"/>
-                <w:sz w:val="16"/>
-              </w:rPr>
-              <w:t>Swept</w:t>
-            </w:r>
-          </w:p>
-        </w:tc>
-        <w:tc>
-          <w:tcPr>
-            <w:tcW w:type="dxa" w:w="1392"/>
-          </w:tcPr>
-          <w:p>
-            <w:r/>
-            <w:r>
-              <w:rPr>
-                <w:color w:val="FF0000"/>
-                <w:sz w:val="16"/>
-              </w:rPr>
-              <w:t>-</w:t>
+              <w:t>5</w:t>
+            </w:r>
+          </w:p>
+        </w:tc>
+        <w:tc>
+          <w:tcPr>
+            <w:tcW w:type="dxa" w:w="1392"/>
+          </w:tcPr>
+          <w:p>
+            <w:r/>
+            <w:r>
+              <w:rPr>
+                <w:color w:val="FF0000"/>
+                <w:sz w:val="16"/>
+              </w:rPr>
+              <w:t>msg/validator/s</w:t>
+            </w:r>
+          </w:p>
+        </w:tc>
+        <w:tc>
+          <w:tcPr>
+            <w:tcW w:type="dxa" w:w="1392"/>
+          </w:tcPr>
+          <w:p>
+            <w:r/>
+            <w:r>
+              <w:rPr>
+                <w:color w:val="FF0000"/>
+                <w:sz w:val="16"/>
+              </w:rPr>
+              <w:t>PoS validator</w:t>
+            </w:r>
+          </w:p>
+        </w:tc>
+        <w:tc>
+          <w:tcPr>
+            <w:tcW w:type="dxa" w:w="1392"/>
+          </w:tcPr>
+          <w:p>
+            <w:r/>
+            <w:r>
+              <w:rPr>
+                <w:color w:val="FF0000"/>
+                <w:sz w:val="16"/>
+              </w:rPr>
+              <w:t>Deterministic input</w:t>
+            </w:r>
+          </w:p>
+        </w:tc>
+        <w:tc>
+          <w:tcPr>
+            <w:tcW w:type="dxa" w:w="1392"/>
+          </w:tcPr>
+          <w:p>
+            <w:r/>
+            <w:r>
+              <w:rPr>
+                <w:color w:val="FF0000"/>
+                <w:sz w:val="16"/>
+              </w:rPr>
+              <w:t>scenarios.py msg_rate_per_validator_hz=5 (assumption)</w:t>
             </w:r>
           </w:p>
         </w:tc>
@@ -6774,7 +6774,7 @@
                 <w:color w:val="FF0000"/>
                 <w:sz w:val="16"/>
               </w:rPr>
-              <w:t>Transaction rate</w:t>
+              <w:t>Peer degree</w:t>
             </w:r>
           </w:p>
         </w:tc>
@@ -6804,22 +6804,22 @@
                 <w:color w:val="FF0000"/>
                 <w:sz w:val="16"/>
               </w:rPr>
-              <w:t>1; 10; 100</w:t>
-            </w:r>
-          </w:p>
-        </w:tc>
-        <w:tc>
-          <w:tcPr>
-            <w:tcW w:type="dxa" w:w="1392"/>
-          </w:tcPr>
-          <w:p>
-            <w:r/>
-            <w:r>
-              <w:rPr>
-                <w:color w:val="FF0000"/>
-                <w:sz w:val="16"/>
-              </w:rPr>
-              <w:t>tx/s</w:t>
+              <w:t>4; 8; 16</w:t>
+            </w:r>
+          </w:p>
+        </w:tc>
+        <w:tc>
+          <w:tcPr>
+            <w:tcW w:type="dxa" w:w="1392"/>
+          </w:tcPr>
+          <w:p>
+            <w:r/>
+            <w:r>
+              <w:rPr>
+                <w:color w:val="FF0000"/>
+                <w:sz w:val="16"/>
+              </w:rPr>
+              <w:t>peers</w:t>
             </w:r>
           </w:p>
         </w:tc>
@@ -6864,7 +6864,7 @@
                 <w:color w:val="FF0000"/>
                 <w:sz w:val="16"/>
               </w:rPr>
-              <w:t>-</w:t>
+              <w:t>run_communication_energy_analysis.py</w:t>
             </w:r>
           </w:p>
         </w:tc>
@@ -6881,7 +6881,7 @@
                 <w:color w:val="FF0000"/>
                 <w:sz w:val="16"/>
               </w:rPr>
-              <w:t>Transaction size</w:t>
+              <w:t>Block size</w:t>
             </w:r>
           </w:p>
         </w:tc>
@@ -6911,22 +6911,22 @@
                 <w:color w:val="FF0000"/>
                 <w:sz w:val="16"/>
               </w:rPr>
-              <w:t>512</w:t>
-            </w:r>
-          </w:p>
-        </w:tc>
-        <w:tc>
-          <w:tcPr>
-            <w:tcW w:type="dxa" w:w="1392"/>
-          </w:tcPr>
-          <w:p>
-            <w:r/>
-            <w:r>
-              <w:rPr>
-                <w:color w:val="FF0000"/>
-                <w:sz w:val="16"/>
-              </w:rPr>
-              <w:t>bytes</w:t>
+              <w:t>0.5; 1; 2</w:t>
+            </w:r>
+          </w:p>
+        </w:tc>
+        <w:tc>
+          <w:tcPr>
+            <w:tcW w:type="dxa" w:w="1392"/>
+          </w:tcPr>
+          <w:p>
+            <w:r/>
+            <w:r>
+              <w:rPr>
+                <w:color w:val="FF0000"/>
+                <w:sz w:val="16"/>
+              </w:rPr>
+              <w:t>MB</w:t>
             </w:r>
           </w:p>
         </w:tc>
@@ -6956,22 +6956,22 @@
                 <w:color w:val="FF0000"/>
                 <w:sz w:val="16"/>
               </w:rPr>
-              <w:t>Deterministic input</w:t>
-            </w:r>
-          </w:p>
-        </w:tc>
-        <w:tc>
-          <w:tcPr>
-            <w:tcW w:type="dxa" w:w="1392"/>
-          </w:tcPr>
-          <w:p>
-            <w:r/>
-            <w:r>
-              <w:rPr>
-                <w:color w:val="FF0000"/>
-                <w:sz w:val="16"/>
-              </w:rPr>
-              <w:t>Assumption</w:t>
+              <w:t>Swept</w:t>
+            </w:r>
+          </w:p>
+        </w:tc>
+        <w:tc>
+          <w:tcPr>
+            <w:tcW w:type="dxa" w:w="1392"/>
+          </w:tcPr>
+          <w:p>
+            <w:r/>
+            <w:r>
+              <w:rPr>
+                <w:color w:val="FF0000"/>
+                <w:sz w:val="16"/>
+              </w:rPr>
+              <w:t>run_communication_energy_analysis.py</w:t>
             </w:r>
           </w:p>
         </w:tc>
@@ -6988,52 +6988,52 @@
                 <w:color w:val="FF0000"/>
                 <w:sz w:val="16"/>
               </w:rPr>
-              <w:t>TX energy per message</w:t>
-            </w:r>
-          </w:p>
-        </w:tc>
-        <w:tc>
-          <w:tcPr>
-            <w:tcW w:type="dxa" w:w="1392"/>
-          </w:tcPr>
-          <w:p>
-            <w:r/>
-            <w:r>
-              <w:rPr>
-                <w:color w:val="FF0000"/>
-                <w:sz w:val="16"/>
-              </w:rPr>
-              <w:t>e_tx</w:t>
-            </w:r>
-          </w:p>
-        </w:tc>
-        <w:tc>
-          <w:tcPr>
-            <w:tcW w:type="dxa" w:w="1392"/>
-          </w:tcPr>
-          <w:p>
-            <w:r/>
-            <w:r>
-              <w:rPr>
-                <w:color w:val="FF0000"/>
-                <w:sz w:val="16"/>
-              </w:rPr>
-              <w:t>0.10</w:t>
-            </w:r>
-          </w:p>
-        </w:tc>
-        <w:tc>
-          <w:tcPr>
-            <w:tcW w:type="dxa" w:w="1392"/>
-          </w:tcPr>
-          <w:p>
-            <w:r/>
-            <w:r>
-              <w:rPr>
-                <w:color w:val="FF0000"/>
-                <w:sz w:val="16"/>
-              </w:rPr>
-              <w:t>J/msg</w:t>
+              <w:t>Transaction rate</w:t>
+            </w:r>
+          </w:p>
+        </w:tc>
+        <w:tc>
+          <w:tcPr>
+            <w:tcW w:type="dxa" w:w="1392"/>
+          </w:tcPr>
+          <w:p>
+            <w:r/>
+            <w:r>
+              <w:rPr>
+                <w:color w:val="FF0000"/>
+                <w:sz w:val="16"/>
+              </w:rPr>
+              <w:t>-</w:t>
+            </w:r>
+          </w:p>
+        </w:tc>
+        <w:tc>
+          <w:tcPr>
+            <w:tcW w:type="dxa" w:w="1392"/>
+          </w:tcPr>
+          <w:p>
+            <w:r/>
+            <w:r>
+              <w:rPr>
+                <w:color w:val="FF0000"/>
+                <w:sz w:val="16"/>
+              </w:rPr>
+              <w:t>1; 10; 100</w:t>
+            </w:r>
+          </w:p>
+        </w:tc>
+        <w:tc>
+          <w:tcPr>
+            <w:tcW w:type="dxa" w:w="1392"/>
+          </w:tcPr>
+          <w:p>
+            <w:r/>
+            <w:r>
+              <w:rPr>
+                <w:color w:val="FF0000"/>
+                <w:sz w:val="16"/>
+              </w:rPr>
+              <w:t>tx/s</w:t>
             </w:r>
           </w:p>
         </w:tc>
@@ -7063,22 +7063,22 @@
                 <w:color w:val="FF0000"/>
                 <w:sz w:val="16"/>
               </w:rPr>
-              <w:t>Deterministic input</w:t>
-            </w:r>
-          </w:p>
-        </w:tc>
-        <w:tc>
-          <w:tcPr>
-            <w:tcW w:type="dxa" w:w="1392"/>
-          </w:tcPr>
-          <w:p>
-            <w:r/>
-            <w:r>
-              <w:rPr>
-                <w:color w:val="FF0000"/>
-                <w:sz w:val="16"/>
-              </w:rPr>
-              <w:t>Radio/NIC order-of-magnitude [11]</w:t>
+              <w:t>Swept</w:t>
+            </w:r>
+          </w:p>
+        </w:tc>
+        <w:tc>
+          <w:tcPr>
+            <w:tcW w:type="dxa" w:w="1392"/>
+          </w:tcPr>
+          <w:p>
+            <w:r/>
+            <w:r>
+              <w:rPr>
+                <w:color w:val="FF0000"/>
+                <w:sz w:val="16"/>
+              </w:rPr>
+              <w:t>run_communication_energy_analysis.py</w:t>
             </w:r>
           </w:p>
         </w:tc>
@@ -7095,52 +7095,52 @@
                 <w:color w:val="FF0000"/>
                 <w:sz w:val="16"/>
               </w:rPr>
-              <w:t>RX energy per message</w:t>
-            </w:r>
-          </w:p>
-        </w:tc>
-        <w:tc>
-          <w:tcPr>
-            <w:tcW w:type="dxa" w:w="1392"/>
-          </w:tcPr>
-          <w:p>
-            <w:r/>
-            <w:r>
-              <w:rPr>
-                <w:color w:val="FF0000"/>
-                <w:sz w:val="16"/>
-              </w:rPr>
-              <w:t>e_rx</w:t>
-            </w:r>
-          </w:p>
-        </w:tc>
-        <w:tc>
-          <w:tcPr>
-            <w:tcW w:type="dxa" w:w="1392"/>
-          </w:tcPr>
-          <w:p>
-            <w:r/>
-            <w:r>
-              <w:rPr>
-                <w:color w:val="FF0000"/>
-                <w:sz w:val="16"/>
-              </w:rPr>
-              <w:t>0.05</w:t>
-            </w:r>
-          </w:p>
-        </w:tc>
-        <w:tc>
-          <w:tcPr>
-            <w:tcW w:type="dxa" w:w="1392"/>
-          </w:tcPr>
-          <w:p>
-            <w:r/>
-            <w:r>
-              <w:rPr>
-                <w:color w:val="FF0000"/>
-                <w:sz w:val="16"/>
-              </w:rPr>
-              <w:t>J/msg</w:t>
+              <w:t>Transaction size</w:t>
+            </w:r>
+          </w:p>
+        </w:tc>
+        <w:tc>
+          <w:tcPr>
+            <w:tcW w:type="dxa" w:w="1392"/>
+          </w:tcPr>
+          <w:p>
+            <w:r/>
+            <w:r>
+              <w:rPr>
+                <w:color w:val="FF0000"/>
+                <w:sz w:val="16"/>
+              </w:rPr>
+              <w:t>-</w:t>
+            </w:r>
+          </w:p>
+        </w:tc>
+        <w:tc>
+          <w:tcPr>
+            <w:tcW w:type="dxa" w:w="1392"/>
+          </w:tcPr>
+          <w:p>
+            <w:r/>
+            <w:r>
+              <w:rPr>
+                <w:color w:val="FF0000"/>
+                <w:sz w:val="16"/>
+              </w:rPr>
+              <w:t>512</w:t>
+            </w:r>
+          </w:p>
+        </w:tc>
+        <w:tc>
+          <w:tcPr>
+            <w:tcW w:type="dxa" w:w="1392"/>
+          </w:tcPr>
+          <w:p>
+            <w:r/>
+            <w:r>
+              <w:rPr>
+                <w:color w:val="FF0000"/>
+                <w:sz w:val="16"/>
+              </w:rPr>
+              <w:t>bytes</w:t>
             </w:r>
           </w:p>
         </w:tc>
@@ -7185,7 +7185,7 @@
                 <w:color w:val="FF0000"/>
                 <w:sz w:val="16"/>
               </w:rPr>
-              <w:t>Radio/NIC order-of-magnitude [11]</w:t>
+              <w:t>run_communication_energy_analysis.py (assumption)</w:t>
             </w:r>
           </w:p>
         </w:tc>
@@ -7202,52 +7202,52 @@
                 <w:color w:val="FF0000"/>
                 <w:sz w:val="16"/>
               </w:rPr>
-              <w:t>TX energy per byte</w:t>
-            </w:r>
-          </w:p>
-        </w:tc>
-        <w:tc>
-          <w:tcPr>
-            <w:tcW w:type="dxa" w:w="1392"/>
-          </w:tcPr>
-          <w:p>
-            <w:r/>
-            <w:r>
-              <w:rPr>
-                <w:color w:val="FF0000"/>
-                <w:sz w:val="16"/>
-              </w:rPr>
-              <w:t>-</w:t>
-            </w:r>
-          </w:p>
-        </w:tc>
-        <w:tc>
-          <w:tcPr>
-            <w:tcW w:type="dxa" w:w="1392"/>
-          </w:tcPr>
-          <w:p>
-            <w:r/>
-            <w:r>
-              <w:rPr>
-                <w:color w:val="FF0000"/>
-                <w:sz w:val="16"/>
-              </w:rPr>
-              <w:t>2×10⁻⁶</w:t>
-            </w:r>
-          </w:p>
-        </w:tc>
-        <w:tc>
-          <w:tcPr>
-            <w:tcW w:type="dxa" w:w="1392"/>
-          </w:tcPr>
-          <w:p>
-            <w:r/>
-            <w:r>
-              <w:rPr>
-                <w:color w:val="FF0000"/>
-                <w:sz w:val="16"/>
-              </w:rPr>
-              <w:t>J/byte</w:t>
+              <w:t>TX / RX energy per message</w:t>
+            </w:r>
+          </w:p>
+        </w:tc>
+        <w:tc>
+          <w:tcPr>
+            <w:tcW w:type="dxa" w:w="1392"/>
+          </w:tcPr>
+          <w:p>
+            <w:r/>
+            <w:r>
+              <w:rPr>
+                <w:color w:val="FF0000"/>
+                <w:sz w:val="16"/>
+              </w:rPr>
+              <w:t>e_tx / e_rx</w:t>
+            </w:r>
+          </w:p>
+        </w:tc>
+        <w:tc>
+          <w:tcPr>
+            <w:tcW w:type="dxa" w:w="1392"/>
+          </w:tcPr>
+          <w:p>
+            <w:r/>
+            <w:r>
+              <w:rPr>
+                <w:color w:val="FF0000"/>
+                <w:sz w:val="16"/>
+              </w:rPr>
+              <w:t>0.10 / 0.05</w:t>
+            </w:r>
+          </w:p>
+        </w:tc>
+        <w:tc>
+          <w:tcPr>
+            <w:tcW w:type="dxa" w:w="1392"/>
+          </w:tcPr>
+          <w:p>
+            <w:r/>
+            <w:r>
+              <w:rPr>
+                <w:color w:val="FF0000"/>
+                <w:sz w:val="16"/>
+              </w:rPr>
+              <w:t>J/msg</w:t>
             </w:r>
           </w:p>
         </w:tc>
@@ -7292,7 +7292,7 @@
                 <w:color w:val="FF0000"/>
                 <w:sz w:val="16"/>
               </w:rPr>
-              <w:t>[11]</w:t>
+              <w:t>run_communication_energy_analysis.py; radio/NIC order-of-magnitude [11]</w:t>
             </w:r>
           </w:p>
         </w:tc>
@@ -7309,7 +7309,7 @@
                 <w:color w:val="FF0000"/>
                 <w:sz w:val="16"/>
               </w:rPr>
-              <w:t>RX energy per byte</w:t>
+              <w:t>TX / RX energy per byte</w:t>
             </w:r>
           </w:p>
         </w:tc>
@@ -7339,7 +7339,7 @@
                 <w:color w:val="FF0000"/>
                 <w:sz w:val="16"/>
               </w:rPr>
-              <w:t>1×10⁻⁶</w:t>
+              <w:t>2×10⁻⁶ / 1×10⁻⁶</w:t>
             </w:r>
           </w:p>
         </w:tc>
@@ -7399,7 +7399,7 @@
                 <w:color w:val="FF0000"/>
                 <w:sz w:val="16"/>
               </w:rPr>
-              <w:t>[11]</w:t>
+              <w:t>run_communication_energy_analysis.py [11]</w:t>
             </w:r>
           </w:p>
         </w:tc>
@@ -7506,7 +7506,7 @@
                 <w:color w:val="FF0000"/>
                 <w:sz w:val="16"/>
               </w:rPr>
-              <w:t>-</w:t>
+              <w:t>run_communication_energy_analysis.py</w:t>
             </w:r>
           </w:p>
         </w:tc>
@@ -7613,7 +7613,7 @@
                 <w:color w:val="FF0000"/>
                 <w:sz w:val="16"/>
               </w:rPr>
-              <w:t>IEA/IPCC ranges [13], [14]</w:t>
+              <w:t>scenarios.py GAMMA_SCENARIOS; IEA/IPCC ranges [13], [14]</w:t>
             </w:r>
           </w:p>
         </w:tc>
@@ -7720,7 +7720,7 @@
                 <w:color w:val="FF0000"/>
                 <w:sz w:val="16"/>
               </w:rPr>
-              <w:t>Throughput assumption</w:t>
+              <w:t>run_carbon_gamma_sensitivity.py (assumption)</w:t>
             </w:r>
           </w:p>
         </w:tc>
@@ -7827,7 +7827,7 @@
                 <w:color w:val="FF0000"/>
                 <w:sz w:val="16"/>
               </w:rPr>
-              <w:t>Common horizon (normalizes energy totals)</w:t>
+              <w:t>experiment scripts (common horizon)</w:t>
             </w:r>
           </w:p>
         </w:tc>
@@ -7934,7 +7934,7 @@
                 <w:color w:val="FF0000"/>
                 <w:sz w:val="16"/>
               </w:rPr>
-              <w:t>Reproducible seeding</w:t>
+              <w:t>_common.py N_SEEDS, SEED_BASE</w:t>
             </w:r>
           </w:p>
         </w:tc>
@@ -8041,7 +8041,7 @@
                 <w:color w:val="FF0000"/>
                 <w:sz w:val="16"/>
               </w:rPr>
-              <w:t>Across-seed CI of the mean</w:t>
+              <w:t>scenarios.py ci95_halfwidth</w:t>
             </w:r>
           </w:p>
         </w:tc>
@@ -8137,7 +8137,7 @@
         <w:rPr>
           <w:color w:val="FF0000"/>
         </w:rPr>
-        <w:t>The primary evaluation uses the economically driven Proof-of-Work model (Section D) with a ten-minute (600 s) target block interval, together with the validator-count Proof-of-Stake model (Section E). Transaction workloads are modelled as a Poisson process, a common assumption in blockchain performance studies [4], [17]. To assess scaling behaviour, the miner population is varied over {50, 100, 500, 1000} and the validator population over {100, 500, 1000, 5000} while the simulation horizon is held fixed at 24 hours; additional sensitivity sweeps vary the coin price, block reward, and electricity price for PoW and the hardware class and uptime for PoS. All parameter values are consolidated in Table 1.</w:t>
+        <w:t>The primary evaluation uses the economic Proof-of-Work model (Section D; 600 s block interval) and the validator-count Proof-of-Stake model (Section E), with Poisson transaction workloads [4], [17]. Miner counts {50, 100, 500, 1000} and validator counts {100, 500, 1000, 5000} are swept over a fixed 24-hour horizon, together with sweeps of coin price, block reward, and electricity price for PoW and hardware class and uptime for PoS. Table 1 lists all parameters.</w:t>
       </w:r>
     </w:p>
     <w:p>
@@ -8169,7 +8169,7 @@
         <w:rPr>
           <w:color w:val="FF0000"/>
         </w:rPr>
-        <w:t>Energy consumption is computed at runtime from the consensus-aware models: Proof-of-Work energy from the economic model (Eqs. 5-7), driven by the block reward, coin price, electricity price, hardware efficiency, and the electricity-spend ratio κ, and Proof-of-Stake energy from the validator-count model (Eq. 8). Carbon emissions are computed with the configurable emission factor γ, varied across low, average, and high grid scenarios (see Results) rather than held fixed, following established blockchain carbon-footprint analyses [3]. Concretely, carbon is derived via the standard emission-factor formulation (electricity use × emission factor), consistent with common GHG accounting practice.</w:t>
+        <w:t>PoW energy is computed from the economic model (Eqs. 5-7) and PoS energy from the validator-count model (Eq. 8); carbon uses the emission factor γ across low, average, and high grids (see Results), following [3].</w:t>
       </w:r>
     </w:p>
     <w:p>
@@ -8213,7 +8213,7 @@
         <w:rPr>
           <w:color w:val="FF0000"/>
         </w:rPr>
-        <w:t>The consensus-aware energy equations (Sections D and E) are deterministic in their inputs: for fixed power and horizon a configuration reproduces the closed-form E = P·T exactly (maximum relative error 0.00 across the fixed-power sanity check). The reported 30-seed confidence intervals therefore do not arise from the closed-form expressions themselves, but from scenario-level stochasticity in the inputs a protocol designer cannot fix exactly. For Proof-of-Work, each seed draws the number of blocks realized in the horizon from a Poisson distribution around the horizon divided by the target block interval, and applies independent Gaussian jitter to the coin price (standard deviation 5%) and to the average transaction fees (standard deviation 40%); hashpower shares are drawn from a Dirichlet(1,…,1) distribution, which affects the per-miner allocation. For Proof-of-Stake, each seed applies Gaussian jitter to per-validator power (standard deviation 10%) and uptime (standard deviation 1%). Each of the 30 seeds (20260101-20260130, generated deterministically as base + i, i = 0..29) drives one independent realization, and the reported intervals are Student-t 95% confidence intervals of the mean across seeds. Purely deterministic quantities - such as the fixed-power check E = P·T - reproduce identically across seeds and are reported as exact values without confidence intervals.</w:t>
+        <w:t>The energy equations (Sections D and E) are deterministic in their inputs; a fixed-power configuration reproduces E = P·T exactly (maximum relative error 0.00). The 30-seed confidence intervals arise solely from scenario inputs that vary across seeds in the released code (Models/Energy/scenarios.py): for PoW, a Poisson block count and Gaussian jitter on coin price (σ = 5%) and transaction fees (σ = 40%), with Dirichlet hashpower shares; for PoS, Gaussian jitter on per-validator power (σ = 10%) and uptime (σ = 1%). Intervals are Student-t 95% across the 30 seeds (20260101-20260130); deterministic quantities are reported as exact values without intervals.</w:t>
       </w:r>
     </w:p>
     <w:p>
@@ -8483,7 +8483,7 @@
         <w:rPr>
           <w:color w:val="FF0000"/>
         </w:rPr>
-        <w:t>Network energy scales linearly with coin price, rising from 155.8 GWh at 20,000 USD/coin to 779.1 GWh at 100,000 USD/coin, and inversely with electricity price, confirming the economic argument of Section D. Increasing the number of participating miners therefore redistributes a fixed, economically bounded energy budget rather than increasing it, correcting the common misconception that Proof-of-Work energy grows with the raw miner count. These absolute magnitudes are scenario-based model outputs for the chosen economic assumptions, not real-world measurements of any specific cryptocurrency. Figure 1 summarizes the sensitivity of PoW network energy to the number of miners: the network total is invariant to miner count, while the mean per-miner energy falls approximately as 1/N.</w:t>
+        <w:t>Network energy scales linearly with coin price - from 155.8 GWh at 20,000 USD/coin to 779.1 GWh at 100,000 USD/coin - and inversely with electricity price, confirming the economic argument of Section D. Increasing the miner count redistributes this economically bounded budget rather than enlarging it. These magnitudes are scenario-based model outputs, not measurements of any specific cryptocurrency (Figure 1).</w:t>
       </w:r>
     </w:p>
     <w:p>
@@ -9196,7 +9196,7 @@
         <w:rPr>
           <w:color w:val="FF0000"/>
         </w:rPr>
-        <w:t>A key methodological observation is that Proof-of-Work energy and CO₂ outcomes depend critically on how mining power is modelled. A naïve fixed-power baseline that assigns a constant wattage to every miner makes total network power scale directly with miner count; this is the intuitive but misleading picture that motivated the economic model, because it conflates a growing mining industry (more miners ⇒ more total watts) with the economically constrained reality in which rational miners collectively spend only up to the fiat value of the block reward. The economic Proof-of-Work model adopted here instead makes total network energy invariant to miner count and driven by coin price, reward, and electricity price (Section D; Figure 1). We therefore report PoW energy through the economic model and treat the fixed-power, per-miner picture only as a conceptual contrast, not as a network-level estimate.</w:t>
+        <w:t>A key methodological point is that Proof-of-Work energy depends on how mining power is modelled. A naïve fixed-power baseline, assigning a constant wattage per miner, makes total power grow with miner count - the intuitive but misleading picture the economic model corrects, since rational miners collectively spend only up to the fiat value of the block reward. We therefore report PoW energy through the economic model (Section D; Figure 1) and use the fixed-power picture only as a labelled contrast, not a network-level estimate.</w:t>
       </w:r>
     </w:p>
     <w:p>
@@ -10126,12 +10126,6 @@
           <w:t>https://doi.org/10.1109/WETSEB.2019.00009</w:t>
         </w:r>
       </w:hyperlink>
-      <w:r>
-        <w:t xml:space="preserve"> </w:t>
-      </w:r>
-      <w:r>
-        <w:t>.</w:t>
-      </w:r>
     </w:p>
     <w:p>
       <w:pPr>
@@ -10266,7 +10260,10 @@
       </w:pPr>
       <w:proofErr w:type="gramStart"/>
       <w:r>
-        <w:t>Website:</w:t>
+        <w:rPr>
+          <w:color w:val="FF0000"/>
+        </w:rPr>
+        <w:t xml:space="preserve">Available: </w:t>
       </w:r>
       <w:r>
         <w:rPr>
@@ -10394,12 +10391,6 @@
           <w:t>https://doi.org/10.1007/978-3-662-53357-4_8</w:t>
         </w:r>
       </w:hyperlink>
-      <w:r>
-        <w:t xml:space="preserve"> </w:t>
-      </w:r>
-      <w:r>
-        <w:t>.</w:t>
-      </w:r>
     </w:p>
     <w:p>
       <w:pPr>
